--- a/AMAC_IJRIAS.docx
+++ b/AMAC_IJRIAS.docx
@@ -78,175 +78,6 @@
     </w:p>
     <w:p>
       <w:pPr>
-        <w:spacing w:after="240"/>
-        <w:jc w:val="center"/>
-      </w:pPr>
-      <w:r>
-        <w:rPr>
-          <w:i/>
-          <w:iCs/>
-          <w:sz w:val="22"/>
-          <w:szCs w:val="22"/>
-        </w:rPr>
-        <w:t>*</w:t>
-      </w:r>
-      <w:r>
-        <w:rPr>
-          <w:i/>
-          <w:iCs/>
-          <w:sz w:val="22"/>
-          <w:szCs w:val="22"/>
-        </w:rPr>
-        <w:t xml:space="preserve">Corresponding Author: </w:t>
-      </w:r>
-      <w:r>
-        <w:rPr>
-          <w:i/>
-          <w:iCs/>
-          <w:sz w:val="22"/>
-          <w:szCs w:val="22"/>
-        </w:rPr>
-        <w:t>idrisatib@gmail.com</w:t>
-      </w:r>
-    </w:p>
-    <w:p>
-      <w:pPr>
-        <w:pBdr>
-          <w:top w:val="single" w:sz="4" w:space="0" w:color="999999"/>
-          <w:bottom w:val="single" w:sz="4" w:space="0" w:color="999999"/>
-        </w:pBdr>
-        <w:spacing w:after="300"/>
-        <w:jc w:val="center"/>
-      </w:pPr>
-      <w:r>
-        <w:rPr>
-          <w:i/>
-          <w:iCs/>
-          <w:color w:val="B00000"/>
-          <w:sz w:val="18"/>
-          <w:szCs w:val="18"/>
-        </w:rPr>
-        <w:t>A</w:t>
-      </w:r>
-      <w:r>
-        <w:rPr>
-          <w:i/>
-          <w:iCs/>
-          <w:color w:val="B00000"/>
-          <w:sz w:val="18"/>
-          <w:szCs w:val="18"/>
-        </w:rPr>
-        <w:t>UTHOR NOTE (remove before submission): Replace author names, affiliations, and correspondence details. IJRIAS uses double-blind review — confirm whether identifying details must be removed from the review copy and p</w:t>
-      </w:r>
-      <w:r>
-        <w:rPr>
-          <w:i/>
-          <w:iCs/>
-          <w:color w:val="B00000"/>
-          <w:sz w:val="18"/>
-          <w:szCs w:val="18"/>
-        </w:rPr>
-        <w:t>laced on a separate title page per current submission instructions. This revision responds to reviewer feedback: expanded literature review (Sections 2.4-2.5), explicit vegetation-index formulas (Section 4), bootstrap uncertainty quantification (Section 5.</w:t>
-      </w:r>
-      <w:r>
-        <w:rPr>
-          <w:i/>
-          <w:iCs/>
-          <w:color w:val="B00000"/>
-          <w:sz w:val="18"/>
-          <w:szCs w:val="18"/>
-        </w:rPr>
-        <w:t>2), a data-driven anomaly investigation (Section 5.1, using NDVI/elevation cross-referencing as a substitute for direct high-resolution image inspection, which is still recommended as a follow-up), an explicit area-discrepancy reconciliation (Section 3), a</w:t>
-      </w:r>
-      <w:r>
-        <w:rPr>
-          <w:i/>
-          <w:iCs/>
-          <w:color w:val="B00000"/>
-          <w:sz w:val="18"/>
-          <w:szCs w:val="18"/>
-        </w:rPr>
-        <w:t xml:space="preserve"> comparative discussion against other West African cities (Section 6), and GitHub/</w:t>
-      </w:r>
-      <w:proofErr w:type="spellStart"/>
-      <w:r>
-        <w:rPr>
-          <w:i/>
-          <w:iCs/>
-          <w:color w:val="B00000"/>
-          <w:sz w:val="18"/>
-          <w:szCs w:val="18"/>
-        </w:rPr>
-        <w:t>Zenodo</w:t>
-      </w:r>
-      <w:proofErr w:type="spellEnd"/>
-      <w:r>
-        <w:rPr>
-          <w:i/>
-          <w:iCs/>
-          <w:color w:val="B00000"/>
-          <w:sz w:val="18"/>
-          <w:szCs w:val="18"/>
-        </w:rPr>
-        <w:t xml:space="preserve"> archival instructions (Data Availability). One reference (the Benin Sudan Savannah </w:t>
-      </w:r>
-      <w:proofErr w:type="spellStart"/>
-      <w:r>
-        <w:rPr>
-          <w:i/>
-          <w:iCs/>
-          <w:color w:val="B00000"/>
-          <w:sz w:val="18"/>
-          <w:szCs w:val="18"/>
-        </w:rPr>
-        <w:t>allometry</w:t>
-      </w:r>
-      <w:proofErr w:type="spellEnd"/>
-      <w:r>
-        <w:rPr>
-          <w:i/>
-          <w:iCs/>
-          <w:color w:val="B00000"/>
-          <w:sz w:val="18"/>
-          <w:szCs w:val="18"/>
-        </w:rPr>
-        <w:t xml:space="preserve"> study) is flagged '[Author(s) verify]' because a specific author name coul</w:t>
-      </w:r>
-      <w:r>
-        <w:rPr>
-          <w:i/>
-          <w:iCs/>
-          <w:color w:val="B00000"/>
-          <w:sz w:val="18"/>
-          <w:szCs w:val="18"/>
-        </w:rPr>
-        <w:t>d not be confidently confirmed from available sources; please verify via the DOI before submission. Insert your actual GitHub/</w:t>
-      </w:r>
-      <w:proofErr w:type="spellStart"/>
-      <w:r>
-        <w:rPr>
-          <w:i/>
-          <w:iCs/>
-          <w:color w:val="B00000"/>
-          <w:sz w:val="18"/>
-          <w:szCs w:val="18"/>
-        </w:rPr>
-        <w:t>Zenodo</w:t>
-      </w:r>
-      <w:proofErr w:type="spellEnd"/>
-      <w:r>
-        <w:rPr>
-          <w:i/>
-          <w:iCs/>
-          <w:color w:val="B00000"/>
-          <w:sz w:val="18"/>
-          <w:szCs w:val="18"/>
-        </w:rPr>
-        <w:t xml:space="preserve"> links in the Data Availability section once the repository is created.</w:t>
-      </w:r>
-    </w:p>
-    <w:p>
-      <w:pPr>
         <w:pStyle w:val="Heading1"/>
         <w:spacing w:before="300" w:after="160"/>
       </w:pPr>
@@ -312,15 +143,7 @@
           <w:sz w:val="24"/>
           <w:szCs w:val="24"/>
         </w:rPr>
-        <w:t xml:space="preserve">h known GEDI performance limitations in structurally heterogeneous, non-forest-dominated landscapes. These results are presented explicitly as a reproducible starting </w:t>
-      </w:r>
-      <w:r>
-        <w:rPr>
-          <w:sz w:val="24"/>
-          <w:szCs w:val="24"/>
-        </w:rPr>
-        <w:lastRenderedPageBreak/>
-        <w:t xml:space="preserve">baseline rather than a validated final product: the model uses GEDI as both the training </w:t>
+        <w:t xml:space="preserve">h known GEDI performance limitations in structurally heterogeneous, non-forest-dominated landscapes. These results are presented explicitly as a reproducible starting baseline rather than a validated final product: the model uses GEDI as both the training </w:t>
       </w:r>
       <w:r>
         <w:rPr>
@@ -371,6 +194,7 @@
           <w:sz w:val="26"/>
           <w:szCs w:val="26"/>
         </w:rPr>
+        <w:lastRenderedPageBreak/>
         <w:t>1.0 Introduction</w:t>
       </w:r>
     </w:p>
@@ -414,14 +238,35 @@
           <w:sz w:val="24"/>
           <w:szCs w:val="24"/>
         </w:rPr>
-        <w:t xml:space="preserve"> et al., 2022). Geospatial artificial intelligence (GeoAI) — the application of machine learning and deep learning methods to geospatial</w:t>
-      </w:r>
-      <w:r>
-        <w:rPr>
-          <w:sz w:val="24"/>
-          <w:szCs w:val="24"/>
-        </w:rPr>
-        <w:t xml:space="preserve"> data — has become central to this shift, with recent geospatial foundation models (GFMs) such as Prithvi-EO-2.0 demonstrating strong label-efficient performance on biomass-related tasks (</w:t>
+        <w:t xml:space="preserve"> et al., 2022). Geospatial a</w:t>
+      </w:r>
+      <w:r>
+        <w:rPr>
+          <w:sz w:val="24"/>
+          <w:szCs w:val="24"/>
+        </w:rPr>
+        <w:t xml:space="preserve">rtificial intelligence (GeoAI) </w:t>
+      </w:r>
+      <w:r>
+        <w:rPr>
+          <w:sz w:val="24"/>
+          <w:szCs w:val="24"/>
+        </w:rPr>
+        <w:t xml:space="preserve"> the application of machine learning and deep learning methods to geospatial</w:t>
+      </w:r>
+      <w:r>
+        <w:rPr>
+          <w:sz w:val="24"/>
+          <w:szCs w:val="24"/>
+        </w:rPr>
+        <w:t xml:space="preserve"> data </w:t>
+      </w:r>
+      <w:r>
+        <w:rPr>
+          <w:sz w:val="24"/>
+          <w:szCs w:val="24"/>
+        </w:rPr>
+        <w:t xml:space="preserve"> has become central to this shift, with recent geospatial foundation models (GFMs) such as Prithvi-EO-2.0 demonstrating strong label-efficient performance on biomass-related tasks (</w:t>
       </w:r>
       <w:proofErr w:type="spellStart"/>
       <w:r>
@@ -577,7 +422,21 @@
           <w:sz w:val="24"/>
           <w:szCs w:val="24"/>
         </w:rPr>
-        <w:t xml:space="preserve"> LiDAR estimates of </w:t>
+        <w:t xml:space="preserve"> LiDAR estimates of canopy height and AGB density (AGBD), but its performance in savanna biomes is markedly weaker than in dense forest. Li et a</w:t>
+      </w:r>
+      <w:r>
+        <w:rPr>
+          <w:sz w:val="24"/>
+          <w:szCs w:val="24"/>
+        </w:rPr>
+        <w:t>l. (2024) validated GEDI's L4A AGBD product against airborne LiDAR and field data in southern African savannas and found only moderate agreement (R² = 0.42) with a systematic underestimation of approximately 36–37%, though a locally calibrated random fores</w:t>
+      </w:r>
+      <w:r>
+        <w:rPr>
+          <w:sz w:val="24"/>
+          <w:szCs w:val="24"/>
+        </w:rPr>
+        <w:t xml:space="preserve">t model built from raw GEDI metrics substantially outperformed the standard product (R² = 0.71). A related West African multi-sensor study using Sentinel-1, Sentinel-2, ALOS, and </w:t>
       </w:r>
       <w:r>
         <w:rPr>
@@ -585,21 +444,7 @@
           <w:szCs w:val="24"/>
         </w:rPr>
         <w:lastRenderedPageBreak/>
-        <w:t>canopy height and AGB density (AGBD), but its performance in savanna biomes is markedly weaker than in dense forest. Li et a</w:t>
-      </w:r>
-      <w:r>
-        <w:rPr>
-          <w:sz w:val="24"/>
-          <w:szCs w:val="24"/>
-        </w:rPr>
-        <w:t>l. (2024) validated GEDI's L4A AGBD product against airborne LiDAR and field data in southern African savannas and found only moderate agreement (R² = 0.42) with a systematic underestimation of approximately 36–37%, though a locally calibrated random fores</w:t>
-      </w:r>
-      <w:r>
-        <w:rPr>
-          <w:sz w:val="24"/>
-          <w:szCs w:val="24"/>
-        </w:rPr>
-        <w:t xml:space="preserve">t model built from raw GEDI metrics substantially outperformed the standard product (R² = 0.71). A related West African multi-sensor study using Sentinel-1, Sentinel-2, ALOS, and GEDI data for agroforestry biomass estimation similarly found GEDI's default </w:t>
+        <w:t xml:space="preserve">GEDI data for agroforestry biomass estimation similarly found GEDI's default </w:t>
       </w:r>
       <w:r>
         <w:rPr>
@@ -729,7 +574,14 @@
           <w:sz w:val="24"/>
           <w:szCs w:val="24"/>
         </w:rPr>
-        <w:t>s most of its accuracy when fine-tuned on only a small fraction of available labelled data (</w:t>
+        <w:t>s most of its accuracy when fine-tuned on only a small fraction of available labell</w:t>
+      </w:r>
+      <w:r>
+        <w:rPr>
+          <w:sz w:val="24"/>
+          <w:szCs w:val="24"/>
+        </w:rPr>
+        <w:t>ed data (</w:t>
       </w:r>
       <w:proofErr w:type="spellStart"/>
       <w:r>
@@ -745,7 +597,14 @@
           <w:sz w:val="24"/>
           <w:szCs w:val="24"/>
         </w:rPr>
-        <w:t xml:space="preserve"> et al., 2024) — a label-efficiency property of direct relevance to data-scarce regions such as Nigeria. However, benchmarking studies caution against assumi</w:t>
+        <w:t xml:space="preserve"> et al., 2024)</w:t>
+      </w:r>
+      <w:r>
+        <w:rPr>
+          <w:sz w:val="24"/>
+          <w:szCs w:val="24"/>
+        </w:rPr>
+        <w:t xml:space="preserve"> a label-efficiency property of direct relevance to data-scarce regions such as Nigeria. However, benchmarking studies caution against assumi</w:t>
       </w:r>
       <w:r>
         <w:rPr>
@@ -877,7 +736,53 @@
           <w:sz w:val="24"/>
           <w:szCs w:val="24"/>
         </w:rPr>
-        <w:t xml:space="preserve">and airborne-LiDAR-derived biomass across a set of </w:t>
+        <w:t>and airborne-LiDAR-derived biomass across a set of globally defined plant functional types and geographic strata (</w:t>
+      </w:r>
+      <w:proofErr w:type="spellStart"/>
+      <w:r>
+        <w:rPr>
+          <w:sz w:val="24"/>
+          <w:szCs w:val="24"/>
+        </w:rPr>
+        <w:t>Duncanson</w:t>
+      </w:r>
+      <w:proofErr w:type="spellEnd"/>
+      <w:r>
+        <w:rPr>
+          <w:sz w:val="24"/>
+          <w:szCs w:val="24"/>
+        </w:rPr>
+        <w:t xml:space="preserve"> et al., 2022; Kellner et al., 2022). Because no West African reference data were included in building these global calibration model</w:t>
+      </w:r>
+      <w:r>
+        <w:rPr>
+          <w:sz w:val="24"/>
+          <w:szCs w:val="24"/>
+        </w:rPr>
+        <w:t>s, NASA's ORNL DAAC has since released a West-Africa-specific recalibration of GEDI footprint-level biomass estimates, built from new field and UAV-LiDAR data collected across Ghana, intended to be more accurate for national reporting within the region tha</w:t>
+      </w:r>
+      <w:r>
+        <w:rPr>
+          <w:sz w:val="24"/>
+          <w:szCs w:val="24"/>
+        </w:rPr>
+        <w:t>n the default global L4A product (</w:t>
+      </w:r>
+      <w:proofErr w:type="spellStart"/>
+      <w:r>
+        <w:rPr>
+          <w:sz w:val="24"/>
+          <w:szCs w:val="24"/>
+        </w:rPr>
+        <w:t>Duncanson</w:t>
+      </w:r>
+      <w:proofErr w:type="spellEnd"/>
+      <w:r>
+        <w:rPr>
+          <w:sz w:val="24"/>
+          <w:szCs w:val="24"/>
+        </w:rPr>
+        <w:t xml:space="preserve"> et al., 2026). This regionally recalibrated product was not </w:t>
       </w:r>
       <w:r>
         <w:rPr>
@@ -885,53 +790,7 @@
           <w:szCs w:val="24"/>
         </w:rPr>
         <w:lastRenderedPageBreak/>
-        <w:t>globally defined plant functional types and geographic strata (</w:t>
-      </w:r>
-      <w:proofErr w:type="spellStart"/>
-      <w:r>
-        <w:rPr>
-          <w:sz w:val="24"/>
-          <w:szCs w:val="24"/>
-        </w:rPr>
-        <w:t>Duncanson</w:t>
-      </w:r>
-      <w:proofErr w:type="spellEnd"/>
-      <w:r>
-        <w:rPr>
-          <w:sz w:val="24"/>
-          <w:szCs w:val="24"/>
-        </w:rPr>
-        <w:t xml:space="preserve"> et al., 2022; Kellner et al., 2022). Because no West African reference data were included in building these global calibration model</w:t>
-      </w:r>
-      <w:r>
-        <w:rPr>
-          <w:sz w:val="24"/>
-          <w:szCs w:val="24"/>
-        </w:rPr>
-        <w:t>s, NASA's ORNL DAAC has since released a West-Africa-specific recalibration of GEDI footprint-level biomass estimates, built from new field and UAV-LiDAR data collected across Ghana, intended to be more accurate for national reporting within the region tha</w:t>
-      </w:r>
-      <w:r>
-        <w:rPr>
-          <w:sz w:val="24"/>
-          <w:szCs w:val="24"/>
-        </w:rPr>
-        <w:t>n the default global L4A product (</w:t>
-      </w:r>
-      <w:proofErr w:type="spellStart"/>
-      <w:r>
-        <w:rPr>
-          <w:sz w:val="24"/>
-          <w:szCs w:val="24"/>
-        </w:rPr>
-        <w:t>Duncanson</w:t>
-      </w:r>
-      <w:proofErr w:type="spellEnd"/>
-      <w:r>
-        <w:rPr>
-          <w:sz w:val="24"/>
-          <w:szCs w:val="24"/>
-        </w:rPr>
-        <w:t xml:space="preserve"> et al., 2026). This regionally recalibrated product was not available at the time the present baseline was developed but is identified in Section 7 as a natural improvement for future iterations of this work. Com</w:t>
+        <w:t>available at the time the present baseline was developed but is identified in Section 7 as a natural improvement for future iterations of this work. Com</w:t>
       </w:r>
       <w:r>
         <w:rPr>
@@ -1938,7 +1797,21 @@
           <w:sz w:val="24"/>
           <w:szCs w:val="24"/>
         </w:rPr>
-        <w:t>A closer examination of the test-set error distribution showed that a small subset of points — 25 of 3,309 (0.76%) — had observed GEDI AGBD values exceeding 200 Mg/ha, including a maximum of approximately 1,740 Mg/ha, a value implausible for AMAC's savanna</w:t>
+        <w:t>A closer examination of the test-set error distribution showed that a small subset o</w:t>
+      </w:r>
+      <w:r>
+        <w:rPr>
+          <w:sz w:val="24"/>
+          <w:szCs w:val="24"/>
+        </w:rPr>
+        <w:t>f points 25 of 3,309 (0.76%) had</w:t>
+      </w:r>
+      <w:r>
+        <w:rPr>
+          <w:sz w:val="24"/>
+          <w:szCs w:val="24"/>
+        </w:rPr>
+        <w:t xml:space="preserve"> observed GEDI AGBD values exceeding 200 Mg/ha, including a maximum of approximately 1,740 Mg/ha, a value implausible for AMAC's savanna</w:t>
       </w:r>
       <w:r>
         <w:rPr>
@@ -1952,7 +1825,21 @@
           <w:sz w:val="24"/>
           <w:szCs w:val="24"/>
         </w:rPr>
-        <w:t>e R² is driven substantially by correctly distinguishing a small number of very-high-biomass footprints from the bulk of lower-biomass observations, rather than by fine-grained discrimination within the typical AGBD range — a distinction with direct implic</w:t>
+        <w:t>e R² is driven substantially by correctly distinguishing a small number of very-high-biomass footprints from the bulk of lower-biomass observations, rather than by fine-grained discrimination</w:t>
+      </w:r>
+      <w:r>
+        <w:rPr>
+          <w:sz w:val="24"/>
+          <w:szCs w:val="24"/>
+        </w:rPr>
+        <w:t xml:space="preserve"> within the typical AGBD range</w:t>
+      </w:r>
+      <w:r>
+        <w:rPr>
+          <w:sz w:val="24"/>
+          <w:szCs w:val="24"/>
+        </w:rPr>
+        <w:t xml:space="preserve"> a distinction with direct implic</w:t>
       </w:r>
       <w:r>
         <w:rPr>
@@ -1987,23 +1874,35 @@
           <w:sz w:val="24"/>
           <w:szCs w:val="24"/>
         </w:rPr>
-        <w:t xml:space="preserve">Because Google Earth Pro or other high-resolution </w:t>
-      </w:r>
-      <w:proofErr w:type="spellStart"/>
-      <w:r>
-        <w:rPr>
-          <w:sz w:val="24"/>
-          <w:szCs w:val="24"/>
-        </w:rPr>
-        <w:t>basemap</w:t>
-      </w:r>
-      <w:proofErr w:type="spellEnd"/>
-      <w:r>
-        <w:rPr>
-          <w:sz w:val="24"/>
-          <w:szCs w:val="24"/>
-        </w:rPr>
-        <w:t xml:space="preserve"> browsing was not available within the environment used for this analysis, the anom</w:t>
+        <w:t>B</w:t>
+      </w:r>
+      <w:r>
+        <w:rPr>
+          <w:sz w:val="24"/>
+          <w:szCs w:val="24"/>
+        </w:rPr>
+        <w:t>ecause</w:t>
+      </w:r>
+      <w:r>
+        <w:rPr>
+          <w:sz w:val="24"/>
+          <w:szCs w:val="24"/>
+        </w:rPr>
+        <w:t xml:space="preserve"> </w:t>
+      </w:r>
+      <w:r>
+        <w:rPr>
+          <w:sz w:val="24"/>
+          <w:szCs w:val="24"/>
+        </w:rPr>
+        <w:t>high-resolution data</w:t>
+      </w:r>
+      <w:r>
+        <w:rPr>
+          <w:sz w:val="24"/>
+          <w:szCs w:val="24"/>
+        </w:rPr>
+        <w:t xml:space="preserve"> was not available within the environment used for this analysis, the anom</w:t>
       </w:r>
       <w:r>
         <w:rPr>
@@ -2017,30 +1916,7 @@
           <w:sz w:val="24"/>
           <w:szCs w:val="24"/>
         </w:rPr>
-        <w:t xml:space="preserve">ne high-biomass forest patch should show consistently high greenness, whereas a value driven by sensor or terrain artifact would not. We recommend that visual verification against Google Earth or an equivalent high-resolution </w:t>
-      </w:r>
-      <w:proofErr w:type="spellStart"/>
-      <w:r>
-        <w:rPr>
-          <w:sz w:val="24"/>
-          <w:szCs w:val="24"/>
-        </w:rPr>
-        <w:t>basemap</w:t>
-      </w:r>
-      <w:proofErr w:type="spellEnd"/>
-      <w:r>
-        <w:rPr>
-          <w:sz w:val="24"/>
-          <w:szCs w:val="24"/>
-        </w:rPr>
-        <w:t xml:space="preserve"> be carried out by the </w:t>
-      </w:r>
-      <w:r>
-        <w:rPr>
-          <w:sz w:val="24"/>
-          <w:szCs w:val="24"/>
-        </w:rPr>
-        <w:t>authors as a direct follow-up, and report this as an explicit item for future work (Section 7) rather than substitute for it here.</w:t>
+        <w:t xml:space="preserve">ne high-biomass forest patch should show consistently high greenness, whereas a value driven by sensor or terrain artifact would not. </w:t>
       </w:r>
     </w:p>
     <w:p>
@@ -2074,7 +1950,14 @@
           <w:sz w:val="24"/>
           <w:szCs w:val="24"/>
         </w:rPr>
-        <w:t xml:space="preserve">t with </w:t>
+        <w:t>t with genuine, if still overestimated, forest-patch canopy; but points at the cluster's highest elevations (816–869 m) showed both the highest AGBD values in the entire dataset (507–1,740 Mg/ha) and comparatively low NDVI (0.21–0.36) — a combination incon</w:t>
+      </w:r>
+      <w:r>
+        <w:rPr>
+          <w:sz w:val="24"/>
+          <w:szCs w:val="24"/>
+        </w:rPr>
+        <w:t xml:space="preserve">sistent with any real vegetation type, </w:t>
       </w:r>
       <w:r>
         <w:rPr>
@@ -2082,14 +1965,7 @@
           <w:szCs w:val="24"/>
         </w:rPr>
         <w:lastRenderedPageBreak/>
-        <w:t>genuine, if still overestimated, forest-patch canopy; but points at the cluster's highest elevations (816–869 m) showed both the highest AGBD values in the entire dataset (507–1,740 Mg/ha) and comparatively low NDVI (0.21–0.36) — a combination incon</w:t>
-      </w:r>
-      <w:r>
-        <w:rPr>
-          <w:sz w:val="24"/>
-          <w:szCs w:val="24"/>
-        </w:rPr>
-        <w:t>sistent with any real vegetation type, since genuine high-biomass forest should show high, not low, canopy greenness. This decoupling of extreme AGBD from vegetation greenness at the highest elevations is consistent with the terrain-slope-related geolocati</w:t>
+        <w:t>since genuine high-biomass forest should show high, not low, canopy greenness. This decoupling of extreme AGBD from vegetation greenness at the highest elevations is consistent with the terrain-slope-related geolocati</w:t>
       </w:r>
       <w:r>
         <w:rPr>
@@ -2260,7 +2136,6 @@
                 <w:b/>
                 <w:bCs/>
               </w:rPr>
-              <w:lastRenderedPageBreak/>
               <w:t>Basis</w:t>
             </w:r>
           </w:p>
@@ -2439,6 +2314,7 @@
           </w:tcPr>
           <w:p>
             <w:r>
+              <w:lastRenderedPageBreak/>
               <w:t>Wall-to-wall model application (full AMAC raster)</w:t>
             </w:r>
           </w:p>
@@ -2506,7 +2382,14 @@
           <w:sz w:val="24"/>
           <w:szCs w:val="24"/>
         </w:rPr>
-        <w:t>propagating pixel-to-pixel model uncertainty across the full prediction surface — a more computationally intensive procedure identified as future work (Section 7).</w:t>
+        <w:t>propagating pixel-to-pixel model uncertainty across the full prediction surface</w:t>
+      </w:r>
+      <w:r>
+        <w:rPr>
+          <w:sz w:val="24"/>
+          <w:szCs w:val="24"/>
+        </w:rPr>
+        <w:t xml:space="preserve"> a more computationally intensive procedure identified as future work (Section 7).</w:t>
       </w:r>
     </w:p>
     <w:p>
@@ -2602,8 +2485,15 @@
           <w:sz w:val="24"/>
           <w:szCs w:val="24"/>
         </w:rPr>
+        <w:t xml:space="preserve">The resulting estimate of approximately 1.75 million Mg C for AMAC should be read as a provisional, GEDI-referenced figure rather than a field-validated one. It is reported here to </w:t>
+      </w:r>
+      <w:r>
+        <w:rPr>
+          <w:sz w:val="24"/>
+          <w:szCs w:val="24"/>
+        </w:rPr>
         <w:lastRenderedPageBreak/>
-        <w:t>The resulting estimate of approximately 1.75 million Mg C for AMAC should be read as a provisional, GEDI-referenced figure rather than a field-validated one. It is reported here to establish a transparent, reproducible starting poin</w:t>
+        <w:t>establish a transparent, reproducible starting poin</w:t>
       </w:r>
       <w:r>
         <w:rPr>
@@ -2660,7 +2550,14 @@
           <w:sz w:val="24"/>
           <w:szCs w:val="24"/>
         </w:rPr>
-        <w:t>4 Mg C/ha depending on green-space type — a total broadly comparable in order of magnitude to AMAC's estimate despite Kumasi's considerably smaller land area, consistent with Kumasi's inventory targeting only tree-covered land uses rather than an entire ad</w:t>
+        <w:t>4 Mg C/ha depending on green-space type</w:t>
+      </w:r>
+      <w:r>
+        <w:rPr>
+          <w:sz w:val="24"/>
+          <w:szCs w:val="24"/>
+        </w:rPr>
+        <w:t xml:space="preserve"> a total broadly comparable in order of magnitude to AMAC's estimate despite Kumasi's considerably smaller land area, consistent with Kumasi's inventory targeting only tree-covered land uses rather than an entire ad</w:t>
       </w:r>
       <w:r>
         <w:rPr>
@@ -2720,14 +2617,14 @@
           <w:sz w:val="24"/>
           <w:szCs w:val="24"/>
         </w:rPr>
-        <w:t>tree-specific densities once the difference in spatial denominator (whole-district area versus tree-covered area only) is accounted for, but a rigorous like-for-like comparison would require restricting the AMAC estimate to its vegetated strata alone (Tabl</w:t>
-      </w:r>
-      <w:r>
-        <w:rPr>
-          <w:sz w:val="24"/>
-          <w:szCs w:val="24"/>
-        </w:rPr>
-        <w:t>e 1 strata) — an analysis not yet performed and identified as a direct next step in Section 7.</w:t>
+        <w:t>tree-specific densities once the difference in spatial denominator (whole-district area versus tree-covered area only) is accounted for, but a rigorous like-for-like comparison would require restricting the AMAC estimate to its vegetated strata alone (Table 1 strata)</w:t>
+      </w:r>
+      <w:r>
+        <w:rPr>
+          <w:sz w:val="24"/>
+          <w:szCs w:val="24"/>
+        </w:rPr>
+        <w:t xml:space="preserve"> an analysis not yet performed and identified as a direct next step in Section 7.</w:t>
       </w:r>
     </w:p>
     <w:p>
@@ -2769,15 +2666,7 @@
           <w:sz w:val="24"/>
           <w:szCs w:val="24"/>
         </w:rPr>
-        <w:t>e-</w:t>
-      </w:r>
-      <w:r>
-        <w:rPr>
-          <w:sz w:val="24"/>
-          <w:szCs w:val="24"/>
-        </w:rPr>
-        <w:lastRenderedPageBreak/>
-        <w:t>evaluate model accuracy using a spatially blocked cross-validation design, assigning whole spatial blocks rather than individual points to training or test sets.</w:t>
+        <w:t>e-evaluate model accuracy using a spatially blocked cross-validation design, assigning whole spatial blocks rather than individual points to training or test sets.</w:t>
       </w:r>
     </w:p>
     <w:p>
@@ -2790,6 +2679,7 @@
           <w:sz w:val="24"/>
           <w:szCs w:val="24"/>
         </w:rPr>
+        <w:lastRenderedPageBreak/>
         <w:t>Second, GEDI served as both the training label and the accuracy reference in this study, mea</w:t>
       </w:r>
       <w:r>
@@ -2797,7 +2687,14 @@
           <w:sz w:val="24"/>
           <w:szCs w:val="24"/>
         </w:rPr>
-        <w:t xml:space="preserve">ning reported accuracy reflects agreement with GEDI rather than with independent ground truth. Breaking this circularity requires a field-inventory campaign — stratified across AMAC's savanna-woodland, forest-patch, </w:t>
+        <w:t>ning reported accuracy reflects agreement with GEDI rather than with independent ground truth. Breaking this circularity requires a field-inventory campaign</w:t>
+      </w:r>
+      <w:r>
+        <w:rPr>
+          <w:sz w:val="24"/>
+          <w:szCs w:val="24"/>
+        </w:rPr>
+        <w:t xml:space="preserve"> stratified across AMAC's savanna-woodland, forest-patch, </w:t>
       </w:r>
       <w:proofErr w:type="spellStart"/>
       <w:r>
@@ -2813,14 +2710,14 @@
           <w:sz w:val="24"/>
           <w:szCs w:val="24"/>
         </w:rPr>
-        <w:t>-urban farmland, and urban tree stra</w:t>
-      </w:r>
-      <w:r>
-        <w:rPr>
-          <w:sz w:val="24"/>
-          <w:szCs w:val="24"/>
-        </w:rPr>
-        <w:t xml:space="preserve">ta — to provide independently measured AGB values for both model calibration and validation. Locally fitted or bias-corrected </w:t>
+        <w:t>-urban farmland, and urban tree strata</w:t>
+      </w:r>
+      <w:r>
+        <w:rPr>
+          <w:sz w:val="24"/>
+          <w:szCs w:val="24"/>
+        </w:rPr>
+        <w:t xml:space="preserve"> to provide independently measured AGB values for both model calibration and validation. Locally fitted or bias-corrected </w:t>
       </w:r>
       <w:proofErr w:type="spellStart"/>
       <w:r>
@@ -2911,7 +2808,14 @@
           <w:sz w:val="24"/>
           <w:szCs w:val="24"/>
         </w:rPr>
-        <w:t xml:space="preserve"> et al., 2024), a natural next step is to fine-tune such a model on the same AMAC data — using low-rank adapta</w:t>
+        <w:t xml:space="preserve"> et al., 2024), a natural next step is to fine-tune such a model on the same AMAC data</w:t>
+      </w:r>
+      <w:r>
+        <w:rPr>
+          <w:sz w:val="24"/>
+          <w:szCs w:val="24"/>
+        </w:rPr>
+        <w:t xml:space="preserve"> using low-rank adapta</w:t>
       </w:r>
       <w:r>
         <w:rPr>
@@ -2934,7 +2838,16 @@
           <w:sz w:val="24"/>
           <w:szCs w:val="24"/>
         </w:rPr>
-        <w:t>) to limit computational cost — and to benchmark it directly against the Random Forest baseline reported here. This would also allow the multimodal fusion architecture to exploit multi-temporal imagery, which this single-composite baseline does n</w:t>
+        <w:t>) to limit computational cost</w:t>
+      </w:r>
+      <w:bookmarkStart w:id="0" w:name="_GoBack"/>
+      <w:bookmarkEnd w:id="0"/>
+      <w:r>
+        <w:rPr>
+          <w:sz w:val="24"/>
+          <w:szCs w:val="24"/>
+        </w:rPr>
+        <w:t xml:space="preserve"> and to benchmark it directly against the Random Forest baseline reported here. This would also allow the multimodal fusion architecture to exploit multi-temporal imagery, which this single-composite baseline does n</w:t>
       </w:r>
       <w:r>
         <w:rPr>
@@ -3004,7 +2917,14 @@
           <w:sz w:val="24"/>
           <w:szCs w:val="24"/>
         </w:rPr>
-        <w:t xml:space="preserve"> et al., 2026) should be </w:t>
+        <w:t xml:space="preserve"> et al., 2026) should be substituted for the default global L4A product used </w:t>
+      </w:r>
+      <w:r>
+        <w:rPr>
+          <w:sz w:val="24"/>
+          <w:szCs w:val="24"/>
+        </w:rPr>
+        <w:t xml:space="preserve">in the present baseline, given evidence that regionally calibrated GEDI models outperform the default product substantially elsewhere in Africa (Li et al., 2024). Seventh, the AMAC boundary asset used throughout this study (172,993 </w:t>
       </w:r>
       <w:r>
         <w:rPr>
@@ -3012,14 +2932,7 @@
           <w:szCs w:val="24"/>
         </w:rPr>
         <w:lastRenderedPageBreak/>
-        <w:t xml:space="preserve">substituted for the default global L4A product used </w:t>
-      </w:r>
-      <w:r>
-        <w:rPr>
-          <w:sz w:val="24"/>
-          <w:szCs w:val="24"/>
-        </w:rPr>
-        <w:t>in the present baseline, given evidence that regionally calibrated GEDI models outperform the default product substantially elsewhere in Africa (Li et al., 2024). Seventh, the AMAC boundary asset used throughout this study (172,993 ha) should be verified a</w:t>
+        <w:t>ha) should be verified a</w:t>
       </w:r>
       <w:r>
         <w:rPr>
@@ -3198,10 +3111,70 @@
           <w:sz w:val="24"/>
           <w:szCs w:val="24"/>
         </w:rPr>
-        <w:t xml:space="preserve"> at [INSERT ZENODO DOI] </w:t>
-      </w:r>
-      <w:bookmarkStart w:id="0" w:name="_GoBack"/>
-      <w:bookmarkEnd w:id="0"/>
+        <w:t xml:space="preserve"> at [</w:t>
+      </w:r>
+      <w:r>
+        <w:rPr>
+          <w:sz w:val="24"/>
+          <w:szCs w:val="24"/>
+        </w:rPr>
+        <w:t>Idris Ibrahim. (2026). Abdallah2014/</w:t>
+      </w:r>
+      <w:proofErr w:type="spellStart"/>
+      <w:r>
+        <w:rPr>
+          <w:sz w:val="24"/>
+          <w:szCs w:val="24"/>
+        </w:rPr>
+        <w:t>amac</w:t>
+      </w:r>
+      <w:proofErr w:type="spellEnd"/>
+      <w:r>
+        <w:rPr>
+          <w:sz w:val="24"/>
+          <w:szCs w:val="24"/>
+        </w:rPr>
+        <w:t>-carbon-</w:t>
+      </w:r>
+      <w:proofErr w:type="spellStart"/>
+      <w:r>
+        <w:rPr>
+          <w:sz w:val="24"/>
+          <w:szCs w:val="24"/>
+        </w:rPr>
+        <w:t>geoai</w:t>
+      </w:r>
+      <w:proofErr w:type="spellEnd"/>
+      <w:r>
+        <w:rPr>
+          <w:sz w:val="24"/>
+          <w:szCs w:val="24"/>
+        </w:rPr>
+        <w:t xml:space="preserve">-baseline: v1.0.0 — Preliminary RF baseline for AMAC AGC estimation (Version v1.0.0) [Computer software]. </w:t>
+      </w:r>
+      <w:proofErr w:type="spellStart"/>
+      <w:r>
+        <w:rPr>
+          <w:sz w:val="24"/>
+          <w:szCs w:val="24"/>
+        </w:rPr>
+        <w:t>Zenodo</w:t>
+      </w:r>
+      <w:proofErr w:type="spellEnd"/>
+      <w:r>
+        <w:rPr>
+          <w:sz w:val="24"/>
+          <w:szCs w:val="24"/>
+        </w:rPr>
+        <w:t>. https://doi.org/10.5281/zenodo.21540397</w:t>
+      </w:r>
+      <w:r>
+        <w:rPr>
+          <w:sz w:val="24"/>
+          <w:szCs w:val="24"/>
+        </w:rPr>
+        <w:t xml:space="preserve">] </w:t>
+      </w:r>
     </w:p>
     <w:p>
       <w:pPr>
@@ -3256,7 +3229,6 @@
           <w:sz w:val="22"/>
           <w:szCs w:val="22"/>
         </w:rPr>
-        <w:lastRenderedPageBreak/>
         <w:t>Adewale</w:t>
       </w:r>
       <w:proofErr w:type="spellEnd"/>
@@ -3303,6 +3275,7 @@
           <w:sz w:val="22"/>
           <w:szCs w:val="22"/>
         </w:rPr>
+        <w:lastRenderedPageBreak/>
         <w:t>Dangulla</w:t>
       </w:r>
       <w:proofErr w:type="spellEnd"/>
@@ -4439,7 +4412,6 @@
           <w:sz w:val="22"/>
           <w:szCs w:val="22"/>
         </w:rPr>
-        <w:lastRenderedPageBreak/>
         <w:t xml:space="preserve">Nero, B. F., &amp; </w:t>
       </w:r>
       <w:proofErr w:type="spellStart"/>
@@ -4477,6 +4449,7 @@
           <w:sz w:val="22"/>
           <w:szCs w:val="22"/>
         </w:rPr>
+        <w:lastRenderedPageBreak/>
         <w:t xml:space="preserve">[Author(s) verify]. (2016). </w:t>
       </w:r>
       <w:proofErr w:type="spellStart"/>
